--- a/Παραδοτέο 1/Παραδοτέο_1_Τεχνολογία-Λογισμικού.docx
+++ b/Παραδοτέο 1/Παραδοτέο_1_Τεχνολογία-Λογισμικού.docx
@@ -247,13 +247,6 @@
         <w:t>Πίνακας Περιεχομένων</w:t>
       </w:r>
     </w:p>
-    <w:p>
-      <w:pPr>
-        <w:rPr>
-          <w:lang w:val="el-GR"/>
-        </w:rPr>
-      </w:pPr>
-    </w:p>
     <w:sdt>
       <w:sdtPr>
         <w:alias w:val="Πίνακας Περιεχομένων"/>
@@ -271,12 +264,6 @@
             </w:rPr>
           </w:pPr>
           <w:r>
-            <w:rPr>
-              <w:lang w:val="el-GR"/>
-            </w:rPr>
-            <w:br/>
-          </w:r>
-          <w:r>
             <w:fldChar w:fldCharType="begin"/>
           </w:r>
           <w:r>
@@ -285,22 +272,6 @@
           <w:r>
             <w:fldChar w:fldCharType="separate"/>
           </w:r>
-        </w:p>
-        <w:p>
-          <w:pPr>
-            <w:pStyle w:val="TOC1"/>
-            <w:tabs>
-              <w:tab w:val="right" w:leader="dot" w:pos="9016"/>
-            </w:tabs>
-            <w:rPr>
-              <w:rFonts w:asciiTheme="minorHAnsi" w:eastAsiaTheme="minorEastAsia" w:hAnsiTheme="minorHAnsi" w:cstheme="minorBidi"/>
-              <w:noProof/>
-              <w:kern w:val="2"/>
-              <w:sz w:val="24"/>
-              <w:szCs w:val="24"/>
-              <w14:ligatures w14:val="standardContextual"/>
-            </w:rPr>
-          </w:pPr>
           <w:hyperlink w:anchor="_Toc225773918" w:history="1">
             <w:r>
               <w:rPr>
